--- a/Raporlar/7. Hafta.docx
+++ b/Raporlar/7. Hafta.docx
@@ -259,7 +259,19 @@
                     <w:rPr>
                       <w:b/>
                     </w:rPr>
-                    <w:t>İnönü ÜniversitesiBilgisayar Mühendisliği Bölümü</w:t>
+                    <w:t>İnönü Üniversitesi</w:t>
+                  </w:r>
+                  <w:r>
+                    <w:rPr>
+                      <w:b/>
+                    </w:rPr>
+                    <w:t xml:space="preserve"> </w:t>
+                  </w:r>
+                  <w:r>
+                    <w:rPr>
+                      <w:b/>
+                    </w:rPr>
+                    <w:t>Bilgisayar Mühendisliği Bölümü</w:t>
                   </w:r>
                 </w:p>
                 <w:p>
@@ -3045,7 +3057,7 @@
   <a:extraClrSchemeLst/>
   <a:extLst>
     <a:ext uri="{05A4C25C-085E-4340-85A3-A5531E510DB2}">
-      <thm15:themeFamily xmlns:thm15="http://schemas.microsoft.com/office/thememl/2012/main" xmlns="" name="Office Theme" id="{62F939B6-93AF-4DB8-9C6B-D6C7DFDC589F}" vid="{4A3C46E8-61CC-4603-A589-7422A47A8E4A}"/>
+      <thm15:themeFamily xmlns="" xmlns:thm15="http://schemas.microsoft.com/office/thememl/2012/main" name="Office Theme" id="{62F939B6-93AF-4DB8-9C6B-D6C7DFDC589F}" vid="{4A3C46E8-61CC-4603-A589-7422A47A8E4A}"/>
     </a:ext>
   </a:extLst>
 </a:theme>
